--- a/public/devis/Devis_formation_continue_TAXI.docx
+++ b/public/devis/Devis_formation_continue_TAXI.docx
@@ -244,7 +244,7 @@
               <w:cnfStyle w:val="000000100000" w:firstRow="0" w:lastRow="0" w:firstColumn="0" w:lastColumn="0" w:oddVBand="0" w:evenVBand="0" w:oddHBand="1" w:evenHBand="0" w:firstRowFirstColumn="0" w:firstRowLastColumn="0" w:lastRowFirstColumn="0" w:lastRowLastColumn="0"/>
             </w:pPr>
             <w:r>
-              <w:t>${devis_ht}</w:t>
+              <w:t/>
             </w:r>
           </w:p>
         </w:tc>
@@ -547,7 +547,7 @@
               <w:cnfStyle w:val="000000100000" w:firstRow="0" w:lastRow="0" w:firstColumn="0" w:lastColumn="0" w:oddVBand="0" w:evenVBand="0" w:oddHBand="1" w:evenHBand="0" w:firstRowFirstColumn="0" w:firstRowLastColumn="0" w:lastRowFirstColumn="0" w:lastRowLastColumn="0"/>
             </w:pPr>
             <w:r>
-              <w:t>${client_nom}</w:t>
+              <w:t/>
             </w:r>
             <w:r>
               <w:tab/>
@@ -1207,7 +1207,7 @@
           <w:sz w:val="24"/>
           <w:szCs w:val="24"/>
         </w:rPr>
-        <w:t>${client_nom}</w:t>
+        <w:t/>
       </w:r>
       <w:r>
         <w:rPr>
@@ -1243,7 +1243,7 @@
         <w:t xml:space="preserve">Adresse personnelle : </w:t>
       </w:r>
       <w:r>
-        <w:t>${client_adresse1}</w:t>
+        <w:t/>
       </w:r>
     </w:p>
     <w:p>
@@ -1269,7 +1269,7 @@
         <w:t xml:space="preserve">Code postal : </w:t>
       </w:r>
       <w:r>
-        <w:t>${client_codep}</w:t>
+        <w:t/>
       </w:r>
     </w:p>
     <w:p>
@@ -1297,7 +1297,7 @@
         <w:t xml:space="preserve">Ville : </w:t>
       </w:r>
       <w:r>
-        <w:t>${client_ville}</w:t>
+        <w:t/>
       </w:r>
     </w:p>
     <w:p>
@@ -1346,7 +1346,7 @@
         <w:t xml:space="preserve"> </w:t>
       </w:r>
       <w:r>
-        <w:t>${client_tel}</w:t>
+        <w:t/>
       </w:r>
     </w:p>
     <w:p>
@@ -1390,7 +1390,7 @@
         <w:t xml:space="preserve"> </w:t>
       </w:r>
       <w:r>
-        <w:t>${client_mail}</w:t>
+        <w:t/>
       </w:r>
     </w:p>
     <w:p>
@@ -3895,7 +3895,7 @@
         <w:ind w:left="567"/>
       </w:pPr>
       <w:r>
-        <w:t>Fait à Lyon, le ${devis_date} (document à renvoyer)</w:t>
+        <w:t>Fait à Lyon, le  (document à renvoyer)</w:t>
       </w:r>
     </w:p>
     <w:p>

--- a/public/devis/Devis_formation_continue_TAXI.docx
+++ b/public/devis/Devis_formation_continue_TAXI.docx
@@ -555,6 +555,14 @@
             <w:r>
               <w:tab/>
             </w:r>
+            <w:r>
+              <w:rPr>
+                <w:rFonts w:asciiTheme="minorHAnsi" w:hAnsiTheme="minorHAnsi" w:cstheme="minorHAnsi"/>
+                <w:sz w:val="24"/>
+                <w:szCs w:val="24"/>
+              </w:rPr>
+              <w:t>{client_nom}</w:t>
+            </w:r>
           </w:p>
         </w:tc>
         <w:tc>
@@ -916,7 +924,7 @@
           <w:szCs w:val="24"/>
         </w:rPr>
         <w:tab/>
-        <w:t xml:space="preserve">Fait à Lyon, le </w:t>
+        <w:t xml:space="preserve">Fait à Lyon, le {devis_date}</w:t>
       </w:r>
       <w:r>
         <w:t>{devis_date}</w:t>
@@ -1333,7 +1341,7 @@
           <w:szCs w:val="24"/>
           <w:lang w:eastAsia="en-US"/>
         </w:rPr>
-        <w:t>:</w:t>
+        <w:t>: {client_tel}</w:t>
       </w:r>
       <w:r>
         <w:rPr>

--- a/public/devis/Devis_formation_continue_TAXI.docx
+++ b/public/devis/Devis_formation_continue_TAXI.docx
@@ -1206,7 +1206,7 @@
           <w:szCs w:val="24"/>
           <w:lang w:eastAsia="en-US"/>
         </w:rPr>
-        <w:t xml:space="preserve">Prénom et Nom : </w:t>
+        <w:t xml:space="preserve">Prénom et Nom : {client_nom}</w:t>
       </w:r>
       <w:r>
         <w:rPr>
@@ -1248,7 +1248,7 @@
           <w:szCs w:val="24"/>
           <w:lang w:eastAsia="en-US"/>
         </w:rPr>
-        <w:t xml:space="preserve">Adresse personnelle : </w:t>
+        <w:t xml:space="preserve">Adresse personnelle : {client_adresse1}</w:t>
       </w:r>
       <w:r>
         <w:t/>
@@ -1274,7 +1274,7 @@
           <w:szCs w:val="24"/>
           <w:lang w:eastAsia="en-US"/>
         </w:rPr>
-        <w:t xml:space="preserve">Code postal : </w:t>
+        <w:t xml:space="preserve">Code postal : {client_codep}</w:t>
       </w:r>
       <w:r>
         <w:t/>
@@ -1302,7 +1302,7 @@
           <w:szCs w:val="24"/>
           <w:lang w:eastAsia="en-US"/>
         </w:rPr>
-        <w:t xml:space="preserve">Ville : </w:t>
+        <w:t xml:space="preserve">Ville : {client_ville}</w:t>
       </w:r>
       <w:r>
         <w:t/>
@@ -1385,7 +1385,7 @@
           <w:szCs w:val="24"/>
           <w:lang w:eastAsia="en-US"/>
         </w:rPr>
-        <w:t>E-mail :</w:t>
+        <w:t>E-mail : {client_mail}</w:t>
       </w:r>
       <w:r>
         <w:rPr>
